--- a/dba/coursework/GEB7365_International_Business/Malik_GEB7365_ProjectReport_DRAFT1.docx
+++ b/dba/coursework/GEB7365_International_Business/Malik_GEB7365_ProjectReport_DRAFT1.docx
@@ -1349,6 +1349,7 @@
     <w:p>
       <w:pPr>
         <w:spacing w:line="480" w:lineRule="auto" w:after="160"/>
+        <w:ind w:left="720" w:hanging="720"/>
         <w:jc w:val="both"/>
       </w:pPr>
       <w:r>
@@ -1363,6 +1364,7 @@
     <w:p>
       <w:pPr>
         <w:spacing w:line="480" w:lineRule="auto" w:after="160"/>
+        <w:ind w:left="720" w:hanging="720"/>
         <w:jc w:val="both"/>
       </w:pPr>
       <w:r>
@@ -1377,6 +1379,7 @@
     <w:p>
       <w:pPr>
         <w:spacing w:line="480" w:lineRule="auto" w:after="160"/>
+        <w:ind w:left="720" w:hanging="720"/>
         <w:jc w:val="both"/>
       </w:pPr>
       <w:r>
@@ -1391,6 +1394,7 @@
     <w:p>
       <w:pPr>
         <w:spacing w:line="480" w:lineRule="auto" w:after="160"/>
+        <w:ind w:left="720" w:hanging="720"/>
         <w:jc w:val="both"/>
       </w:pPr>
       <w:r>
@@ -1405,6 +1409,7 @@
     <w:p>
       <w:pPr>
         <w:spacing w:line="480" w:lineRule="auto" w:after="160"/>
+        <w:ind w:left="720" w:hanging="720"/>
         <w:jc w:val="both"/>
       </w:pPr>
       <w:r>
@@ -1419,6 +1424,7 @@
     <w:p>
       <w:pPr>
         <w:spacing w:line="480" w:lineRule="auto" w:after="160"/>
+        <w:ind w:left="720" w:hanging="720"/>
         <w:jc w:val="both"/>
       </w:pPr>
       <w:r>
@@ -1433,6 +1439,7 @@
     <w:p>
       <w:pPr>
         <w:spacing w:line="480" w:lineRule="auto" w:after="160"/>
+        <w:ind w:left="720" w:hanging="720"/>
         <w:jc w:val="both"/>
       </w:pPr>
       <w:r>
@@ -1447,6 +1454,7 @@
     <w:p>
       <w:pPr>
         <w:spacing w:line="480" w:lineRule="auto" w:after="160"/>
+        <w:ind w:left="720" w:hanging="720"/>
         <w:jc w:val="both"/>
       </w:pPr>
       <w:r>

--- a/dba/coursework/GEB7365_International_Business/Malik_GEB7365_ProjectReport_DRAFT1.docx
+++ b/dba/coursework/GEB7365_International_Business/Malik_GEB7365_ProjectReport_DRAFT1.docx
@@ -293,7 +293,7 @@
           <w:color w:val="000000"/>
           <w:sz w:val="24"/>
         </w:rPr>
-        <w:t>Rugman and Verbeke (2004) examined the sales of the largest multinationals and found that the overwhelming majority were home-region oriented rather than global. The theoretical mechanism is not simply distance. Firm-specific advantages developed in a home region transfer within that region at low cost because the supporting institutions, customer expectations and distribution structures are similar, and transfer across regions only by being rebuilt. The label global describes an aspiration; the sales data describe a region.</w:t>
+        <w:t>Rugman and Verbeke (2004) examined the sales of the 500 largest multinationals and found that, of the 380 for which geographic sales data were available, 320 were home-region oriented, averaging 80.3 percent of sales inside their home region of the triad. Only nine firms met their definition of global. The label global describes an aspiration; the sales data describe a region.</w:t>
       </w:r>
     </w:p>
     <w:p>
@@ -307,7 +307,7 @@
           <w:color w:val="000000"/>
           <w:sz w:val="24"/>
         </w:rPr>
-        <w:t>Lopez, Kundu and Ciravegna (2009) applied the same test to firms that appear international from inception. Their Costa Rican software cases are international from day one in the sense the born-global literature intends, yet their activity concentrates regionally. The contribution is the demonstration that a firm can satisfy the formal definition of a category while failing the substantive one, and that the discrepancy is detectable only by measuring where the activity actually lands rather than where the firm says it operates.</w:t>
+        <w:t>The theoretical mechanism is not distance, and it is more specific than a general claim about regional stickiness. They separate upstream from downstream firm-specific advantages. Upstream advantages in technology and production travel comparatively well. Downstream advantages, branding above all, are location-bound, and they observe that market success depends on downstream advantages which are "often restricted to the home triad region." A firm can therefore operate globally at the upstream end while remaining regional in the only place the sales data can see it.</w:t>
       </w:r>
     </w:p>
     <w:p>
@@ -321,7 +321,35 @@
           <w:color w:val="000000"/>
           <w:sz w:val="24"/>
         </w:rPr>
-        <w:t>The extension proposed here is direct. A commercial research panel is a firm. It recruits its membership through channels that are themselves institutionally embedded: professional associations, employment platforms, advertising networks and payment infrastructures that differ by region. There is no reason to expect the resulting membership to be regionally neutral, and considerable reason grounded in this literature to expect it to be home-region concentrated. For a general population the concentration may be immaterial because the population is abundant everywhere. For a specialty present at a few per hundred thousand, a modest regional skew in recruitment is the difference between a reachable frame and an unreachable one.</w:t>
+        <w:t>Lopez, Kundu and Ciravegna (2009) applied the same test to firms that appear international from inception, interviewing the founders or chief executives of 40 Costa Rican software companies. Firms that satisfied the accepted definition of a born global turned out, on inspection, to be exporting to Nicaragua, Panama, El Salvador, Guatemala and Honduras. Exactly one firm in the sample had exported from inception to the market the firms themselves described as strategic, the United States. The rest were, in their term, born regional.</w:t>
+      </w:r>
+    </w:p>
+    <w:p>
+      <w:pPr>
+        <w:spacing w:line="480" w:lineRule="auto" w:after="160"/>
+        <w:jc w:val="both"/>
+      </w:pPr>
+      <w:r>
+        <w:rPr>
+          <w:rFonts w:ascii="Times New Roman" w:hAnsi="Times New Roman" w:cs="Times New Roman" w:eastAsia="Times New Roman"/>
+          <w:color w:val="000000"/>
+          <w:sz w:val="24"/>
+        </w:rPr>
+        <w:t>Their conclusion is a measurement argument and it is the reason this paper leans on them. Current definitions of born global, they write, "can hide an important difference among firms," because a definition resting on export share and a count of export markets will classify a firm selling to its immediate neighbours identically to one selling across the triad. The category was not wrong so much as unable to see the distinction that mattered. That is the same failure this paper attributes to the overall response rate in comparative survey work: a summary statistic that cannot distinguish a viable design from an unviable one.</w:t>
+      </w:r>
+    </w:p>
+    <w:p>
+      <w:pPr>
+        <w:spacing w:line="480" w:lineRule="auto" w:after="160"/>
+        <w:jc w:val="both"/>
+      </w:pPr>
+      <w:r>
+        <w:rPr>
+          <w:rFonts w:ascii="Times New Roman" w:hAnsi="Times New Roman" w:cs="Times New Roman" w:eastAsia="Times New Roman"/>
+          <w:color w:val="000000"/>
+          <w:sz w:val="24"/>
+        </w:rPr>
+        <w:t>The extension proposed here is direct, and the upstream-downstream distinction is what makes it more than an analogy. A commercial research panel is a firm whose entire product is a downstream asset. Its advantage is its membership and its standing with that membership, built through professional associations, employment platforms, advertising networks and payment infrastructures that are institutionally specific and differ by region. A panel provider has very little upstream advantage to leverage abroad: survey software is a commodity. On Rugman and Verbeke's own account, a firm whose advantages are overwhelmingly downstream should be more home-region bound than a manufacturer, not less. For a general population the concentration may be immaterial because the population is abundant everywhere. For a specialty present at a few per hundred thousand, a modest regional skew in recruitment is the difference between a reachable frame and an unreachable one.</w:t>
       </w:r>
     </w:p>
     <w:p>
@@ -349,7 +377,7 @@
           <w:color w:val="000000"/>
           <w:sz w:val="24"/>
         </w:rPr>
-        <w:t>Meyer, Li and Schotter (2020) argue that the subsidiary is not an instrument of headquarters but an actor with its own agency, embedded simultaneously in the internal network of the firm and in an external national context, and that research on it must be explicitly multi-level and dynamic. Their agenda is a corrective to designs that treat the country as the only level that matters.</w:t>
+        <w:t>Meyer, Li and Schotter (2020) organise over 600 articles around the subsidiary as the focal unit of analysis and argue that it is an organization in its own right, holding some of the multinational's most critical resources and operating at the front of a complex external environment rather than taking instructions. Their agenda has two thrusts: that subsidiary management is a multi-level phenomenon needing microfoundational work, and that it sits at the interface of technology paradigm shifts and institutional disruption. Both are correctives to designs that treat the country as the only level that matters.</w:t>
       </w:r>
     </w:p>
     <w:p>
@@ -391,7 +419,7 @@
           <w:color w:val="000000"/>
           <w:sz w:val="24"/>
         </w:rPr>
-        <w:t>Zeng and colleagues (2023) review the mechanisms by which multinationals control and coordinate dispersed units, and separate the two. Control is the imposition of a common standard from the centre; coordination is the alignment of units that retain discretion. The two are not the same instrument and they trade off, because tightening the first reduces the local adaptation on which the second depends.</w:t>
+        <w:t>Zeng, Grogaard and Bjorkman (2023) review a decade of work on how multinationals control and coordinate dispersed units, and their contribution is conceptual clarity. They define control as efforts to ensure units pursue organizational goals, oriented towards top-down, power-based influence, and coordination as efforts to align goals, resources and activities across interdependent units, oriented towards mutual adjustment. They identify four categories of organizational mechanism: centralization, standardization, socialization, and output-oriented mechanisms.</w:t>
       </w:r>
     </w:p>
     <w:p>
@@ -405,7 +433,21 @@
           <w:color w:val="000000"/>
           <w:sz w:val="24"/>
         </w:rPr>
-        <w:t>Comparative survey research faces this tradeoff in an unusually pure form. Measurement equivalence requires that the instrument be as nearly identical as possible across frames, which is control. Achieving response requires adaptation to local norms of length, channel, incentive, sponsorship and language register, which is coordination. Every increment of standardization purchased for the sake of comparability is paid for in response, and the payment is heaviest in exactly the frames that were weakest to begin with. The literature treats equivalence and response as separate methodological concerns. They are the two sides of one tradeoff, and for a narrow population the tradeoff binds.</w:t>
+        <w:t>Two things in that review matter here. The first is that standardization is named as a mechanism in its own right rather than folded into centralization, which gives the present argument its vocabulary. The second is their stated gap: research remains, in their words, "fairly coarse regarding how various configurations and interactions of control and coordination mechanisms affect intended outcomes," and they note a paucity of multilevel studies and insufficient attention to adaptation. They do not claim that standardization and adaptation trade off. They report that the interaction is understudied. The hypothesis below proposes a specific form for that interaction, and it is a conjecture of this paper rather than a finding carried over from theirs.</w:t>
+      </w:r>
+    </w:p>
+    <w:p>
+      <w:pPr>
+        <w:spacing w:line="480" w:lineRule="auto" w:after="160"/>
+        <w:jc w:val="both"/>
+      </w:pPr>
+      <w:r>
+        <w:rPr>
+          <w:rFonts w:ascii="Times New Roman" w:hAnsi="Times New Roman" w:cs="Times New Roman" w:eastAsia="Times New Roman"/>
+          <w:color w:val="000000"/>
+          <w:sz w:val="24"/>
+        </w:rPr>
+        <w:t>Comparative survey research is an unusually clean setting in which to look for that interaction. Measurement equivalence requires an instrument as nearly identical as possible across frames, which is standardization in their sense. Achieving response requires adaptation to local norms of length, channel, incentive, sponsorship and language register, which is mutual adjustment. Both draw on the same instrument. The literature treats equivalence and response as separate methodological concerns, and the proposal here is that they are two faces of one design decision, with consequences that fall unevenly across frames.</w:t>
       </w:r>
     </w:p>
     <w:p>
@@ -685,7 +727,7 @@
           <w:color w:val="000000"/>
           <w:sz w:val="24"/>
         </w:rPr>
-        <w:t>The logic is the one Lopez, Kundu and Ciravegna used on born globals, transposed. A study satisfies the formal definition of cross-national by including frames from several countries. Whether it satisfies the substantive definition depends on where the achieved responses actually land, which is a different measurement and is rarely reported with enough granularity to check.</w:t>
+        <w:t>The logic is the one Lopez, Kundu and Ciravegna used on born globals, transposed. A study satisfies the formal definition of cross-national by including frames from several countries. Whether it satisfies the substantive definition depends on where the achieved responses actually land, which is a different measurement and is rarely reported with enough granularity to check. Their case is instructive about magnitude as well as direction: of 40 firms, the reclassification left one. A category can survive contact with its own evidence almost not at all and still be in general use, because nobody computes the second measurement.</w:t>
       </w:r>
     </w:p>
     <w:p>
@@ -797,7 +839,21 @@
           <w:color w:val="000000"/>
           <w:sz w:val="24"/>
         </w:rPr>
-        <w:t>The logic is Zeng and colleagues' separation of control from coordination. Standardization is control: a common instrument imposed from the centre so that responses are comparable. Response depends on coordination: adaptation of length, channel, sponsorship, incentive and language register to what each frame will actually tolerate. These draw on the same instrument and pull it in opposite directions. Every element held constant for the sake of equivalence is an element that cannot be adapted for the sake of response.</w:t>
+        <w:t>The logic borrows Zeng, Grogaard and Bjorkman's vocabulary and then goes beyond their review. Standardization is one of their four organizational mechanisms, and it sits on the control side: a common instrument imposed from the centre so that responses stay comparable. Response depends instead on mutual adjustment: adaptation of length, channel, sponsorship, incentive and language register to what each frame will tolerate. Both operate on the same instrument, so every element held constant for the sake of equivalence is an element that cannot be adapted for the sake of response.</w:t>
+      </w:r>
+    </w:p>
+    <w:p>
+      <w:pPr>
+        <w:spacing w:line="480" w:lineRule="auto" w:after="160"/>
+        <w:jc w:val="both"/>
+      </w:pPr>
+      <w:r>
+        <w:rPr>
+          <w:rFonts w:ascii="Times New Roman" w:hAnsi="Times New Roman" w:cs="Times New Roman" w:eastAsia="Times New Roman"/>
+          <w:color w:val="000000"/>
+          <w:sz w:val="24"/>
+        </w:rPr>
+        <w:t>It should be said plainly that the review does not assert this tradeoff. What it asserts is that the interactions between control and coordination mechanisms are coarsely understood and that adaptation has received insufficient attention. This hypothesis is therefore a proposal about a gap they name rather than a restatement of something they found, which is the reason it is worth testing rather than citing.</w:t>
       </w:r>
     </w:p>
     <w:p>
@@ -1388,7 +1444,7 @@
           <w:color w:val="000000"/>
           <w:sz w:val="24"/>
         </w:rPr>
-        <w:t>Harzing, A.-W., Reiche, B. S., &amp; Pudelko, M. (2012). Challenges in international survey research: A review with illustrations and suggested solutions for best practice. European Journal of International Management.</w:t>
+        <w:t>Harzing, A.-W., Reiche, B. S., &amp; Pudelko, M. (2012). Challenges in international survey research: A review with illustrations and suggested solutions for best practice. European Journal of International Management. [Volume and page numbers to be confirmed: the copy consulted is the January 2012 author manuscript, which states only that the paper is to be published in this journal.]</w:t>
       </w:r>
     </w:p>
     <w:p>
@@ -1463,7 +1519,7 @@
           <w:color w:val="000000"/>
           <w:sz w:val="24"/>
         </w:rPr>
-        <w:t>Zeng, R., Grogaard, B., &amp; Steel, P. (2023). Navigating MNE control and coordination: A critical review and directions for future research. Journal of International Business Studies, 54(9), 1599-1622.</w:t>
+        <w:t>Zeng, R., Grogaard, B., &amp; Bjorkman, I. (2023). Navigating MNE control and coordination: A critical review and directions for future research. Journal of International Business Studies, 54(9), 1599-1622.</w:t>
       </w:r>
     </w:p>
     <w:p>
